--- a/templates/kosongan.docx
+++ b/templates/kosongan.docx
@@ -374,9 +374,17 @@
     </w:p>
     <w:tbl>
       <w:tblPr>
-        <w:tblW w:w="8806" w:type="dxa"/>
+        <w:tblW w:w="5000" w:type="pct"/>
         <w:tblInd w:w="93" w:type="dxa"/>
         <w:tblLook w:val="04A0" w:firstRow="1" w:lastRow="0" w:firstColumn="1" w:lastColumn="0" w:noHBand="0" w:noVBand="1"/>
+        <w:tblBorders>
+          <w:top w:val="single" w:sz="4" w:space="0" w:color="000000"/>
+          <w:left w:val="single" w:sz="4" w:space="0" w:color="000000"/>
+          <w:bottom w:val="single" w:sz="4" w:space="0" w:color="000000"/>
+          <w:right w:val="single" w:sz="4" w:space="0" w:color="000000"/>
+          <w:insideH w:val="single" w:sz="4" w:space="0" w:color="000000"/>
+          <w:insideV w:val="single" w:sz="4" w:space="0" w:color="000000"/>
+        </w:tblBorders>
       </w:tblPr>
       <w:tblGrid>
         <w:gridCol w:w="580"/>
@@ -391,7 +399,7 @@
         </w:trPr>
         <w:tc>
           <w:tcPr>
-            <w:tcW w:w="580" w:type="dxa"/>
+            <w:tcW w:w="300" w:type="pct"/>
             <w:tcBorders>
               <w:top w:val="single" w:sz="4" w:space="0" w:color="auto"/>
               <w:left w:val="single" w:sz="4" w:space="0" w:color="auto"/>
@@ -429,7 +437,7 @@
         </w:tc>
         <w:tc>
           <w:tcPr>
-            <w:tcW w:w="3180" w:type="dxa"/>
+            <w:tcW w:w="1900" w:type="pct"/>
             <w:tcBorders>
               <w:top w:val="single" w:sz="4" w:space="0" w:color="auto"/>
               <w:left w:val="nil"/>
@@ -467,7 +475,7 @@
         </w:tc>
         <w:tc>
           <w:tcPr>
-            <w:tcW w:w="1441" w:type="dxa"/>
+            <w:tcW w:w="700" w:type="pct"/>
             <w:tcBorders>
               <w:top w:val="single" w:sz="4" w:space="0" w:color="auto"/>
               <w:left w:val="nil"/>
@@ -505,7 +513,7 @@
         </w:tc>
         <w:tc>
           <w:tcPr>
-            <w:tcW w:w="1355" w:type="dxa"/>
+            <w:tcW w:w="600" w:type="pct"/>
             <w:tcBorders>
               <w:top w:val="single" w:sz="4" w:space="0" w:color="auto"/>
               <w:left w:val="nil"/>
@@ -543,7 +551,7 @@
         </w:tc>
         <w:tc>
           <w:tcPr>
-            <w:tcW w:w="2250" w:type="dxa"/>
+            <w:tcW w:w="1500" w:type="pct"/>
             <w:tcBorders>
               <w:top w:val="single" w:sz="4" w:space="0" w:color="auto"/>
               <w:left w:val="nil"/>
@@ -586,7 +594,7 @@
         </w:trPr>
         <w:tc>
           <w:tcPr>
-            <w:tcW w:w="580" w:type="dxa"/>
+            <w:tcW w:w="300" w:type="pct"/>
             <w:tcBorders>
               <w:top w:val="nil"/>
               <w:left w:val="single" w:sz="4" w:space="0" w:color="auto"/>
@@ -620,7 +628,7 @@
         </w:tc>
         <w:tc>
           <w:tcPr>
-            <w:tcW w:w="3180" w:type="dxa"/>
+            <w:tcW w:w="1900" w:type="pct"/>
             <w:tcBorders>
               <w:top w:val="nil"/>
               <w:left w:val="nil"/>
@@ -660,7 +668,7 @@
         </w:tc>
         <w:tc>
           <w:tcPr>
-            <w:tcW w:w="1441" w:type="dxa"/>
+            <w:tcW w:w="700" w:type="pct"/>
             <w:tcBorders>
               <w:top w:val="nil"/>
               <w:left w:val="nil"/>
@@ -694,7 +702,7 @@
         </w:tc>
         <w:tc>
           <w:tcPr>
-            <w:tcW w:w="1355" w:type="dxa"/>
+            <w:tcW w:w="600" w:type="pct"/>
             <w:tcBorders>
               <w:top w:val="nil"/>
               <w:left w:val="nil"/>
@@ -728,7 +736,7 @@
         </w:tc>
         <w:tc>
           <w:tcPr>
-            <w:tcW w:w="2250" w:type="dxa"/>
+            <w:tcW w:w="1500" w:type="pct"/>
             <w:tcBorders>
               <w:top w:val="nil"/>
               <w:left w:val="nil"/>

--- a/templates/kosongan.docx
+++ b/templates/kosongan.docx
@@ -396,6 +396,7 @@
       <w:tr>
         <w:trPr>
           <w:trHeight w:val="315"/>
+          <w:tblHeader w:val="true"/>
         </w:trPr>
         <w:tc>
           <w:tcPr>
